--- a/docs/A_bit_of_Statistics.docx
+++ b/docs/A_bit_of_Statistics.docx
@@ -1031,51 +1031,287 @@
           <w:rFonts w:eastAsiaTheme="minorEastAsia"/>
         </w:rPr>
       </w:pPr>
-      <m:oMathPara>
-        <m:oMath>
-          <m:r>
-            <w:rPr>
-              <w:rFonts w:ascii="Cambria Math" w:eastAsiaTheme="minorEastAsia" w:hAnsi="Cambria Math"/>
-            </w:rPr>
-            <m:t>∆</m:t>
-          </m:r>
-          <m:sSub>
-            <m:sSubPr>
-              <m:ctrlPr>
-                <w:rPr>
-                  <w:rFonts w:ascii="Cambria Math" w:eastAsiaTheme="minorEastAsia" w:hAnsi="Cambria Math"/>
-                  <w:i/>
-                </w:rPr>
-              </m:ctrlPr>
-            </m:sSubPr>
-            <m:e>
-              <m:r>
-                <w:rPr>
-                  <w:rFonts w:ascii="Cambria Math" w:eastAsiaTheme="minorEastAsia" w:hAnsi="Cambria Math"/>
-                </w:rPr>
-                <m:t>x</m:t>
-              </m:r>
-            </m:e>
-            <m:sub>
-              <m:r>
-                <m:rPr>
-                  <m:scr m:val="script"/>
-                </m:rPr>
-                <w:rPr>
-                  <w:rFonts w:ascii="Cambria Math" w:eastAsiaTheme="minorEastAsia" w:hAnsi="Cambria Math"/>
-                </w:rPr>
-                <m:t>l</m:t>
-              </m:r>
-            </m:sub>
-          </m:sSub>
-          <m:r>
-            <w:rPr>
-              <w:rFonts w:ascii="Cambria Math" w:eastAsiaTheme="minorEastAsia" w:hAnsi="Cambria Math"/>
-            </w:rPr>
-            <m:t>=</m:t>
-          </m:r>
-        </m:oMath>
-      </m:oMathPara>
+    </w:p>
+    <w:p>
+      <w:pPr>
+        <w:rPr>
+          <w:rFonts w:eastAsiaTheme="minorEastAsia"/>
+        </w:rPr>
+      </w:pPr>
+      <m:oMath>
+        <m:r>
+          <w:rPr>
+            <w:rFonts w:ascii="Cambria Math" w:eastAsiaTheme="minorEastAsia" w:hAnsi="Cambria Math"/>
+          </w:rPr>
+          <m:t>∆</m:t>
+        </m:r>
+        <m:sSub>
+          <m:sSubPr>
+            <m:ctrlPr>
+              <w:rPr>
+                <w:rFonts w:ascii="Cambria Math" w:eastAsiaTheme="minorEastAsia" w:hAnsi="Cambria Math"/>
+                <w:i/>
+              </w:rPr>
+            </m:ctrlPr>
+          </m:sSubPr>
+          <m:e>
+            <m:r>
+              <w:rPr>
+                <w:rFonts w:ascii="Cambria Math" w:eastAsiaTheme="minorEastAsia" w:hAnsi="Cambria Math"/>
+              </w:rPr>
+              <m:t>x</m:t>
+            </m:r>
+          </m:e>
+          <m:sub>
+            <m:r>
+              <m:rPr>
+                <m:scr m:val="script"/>
+              </m:rPr>
+              <w:rPr>
+                <w:rFonts w:ascii="Cambria Math" w:eastAsiaTheme="minorEastAsia" w:hAnsi="Cambria Math"/>
+              </w:rPr>
+              <m:t>l</m:t>
+            </m:r>
+          </m:sub>
+        </m:sSub>
+        <m:r>
+          <w:rPr>
+            <w:rFonts w:ascii="Cambria Math" w:eastAsiaTheme="minorEastAsia" w:hAnsi="Cambria Math"/>
+          </w:rPr>
+          <m:t>=</m:t>
+        </m:r>
+        <m:sSub>
+          <m:sSubPr>
+            <m:ctrlPr>
+              <w:rPr>
+                <w:rFonts w:ascii="Cambria Math" w:eastAsiaTheme="minorEastAsia" w:hAnsi="Cambria Math"/>
+                <w:i/>
+              </w:rPr>
+            </m:ctrlPr>
+          </m:sSubPr>
+          <m:e>
+            <m:r>
+              <w:rPr>
+                <w:rFonts w:ascii="Cambria Math" w:eastAsiaTheme="minorEastAsia" w:hAnsi="Cambria Math"/>
+              </w:rPr>
+              <m:t>α</m:t>
+            </m:r>
+          </m:e>
+          <m:sub>
+            <m:r>
+              <m:rPr>
+                <m:scr m:val="script"/>
+              </m:rPr>
+              <w:rPr>
+                <w:rFonts w:ascii="Cambria Math" w:eastAsiaTheme="minorEastAsia" w:hAnsi="Cambria Math"/>
+              </w:rPr>
+              <m:t>l</m:t>
+            </m:r>
+          </m:sub>
+        </m:sSub>
+        <m:sSub>
+          <m:sSubPr>
+            <m:ctrlPr>
+              <w:rPr>
+                <w:rFonts w:ascii="Cambria Math" w:eastAsiaTheme="minorEastAsia" w:hAnsi="Cambria Math"/>
+                <w:i/>
+              </w:rPr>
+            </m:ctrlPr>
+          </m:sSubPr>
+          <m:e>
+            <m:r>
+              <w:rPr>
+                <w:rFonts w:ascii="Cambria Math" w:eastAsiaTheme="minorEastAsia" w:hAnsi="Cambria Math"/>
+              </w:rPr>
+              <m:t>∙v</m:t>
+            </m:r>
+          </m:e>
+          <m:sub>
+            <m:r>
+              <m:rPr>
+                <m:scr m:val="script"/>
+              </m:rPr>
+              <w:rPr>
+                <w:rFonts w:ascii="Cambria Math" w:eastAsiaTheme="minorEastAsia" w:hAnsi="Cambria Math"/>
+              </w:rPr>
+              <m:t>l</m:t>
+            </m:r>
+          </m:sub>
+        </m:sSub>
+        <m:r>
+          <w:rPr>
+            <w:rFonts w:ascii="Cambria Math" w:eastAsiaTheme="minorEastAsia" w:hAnsi="Cambria Math"/>
+          </w:rPr>
+          <m:t>-</m:t>
+        </m:r>
+        <m:sSub>
+          <m:sSubPr>
+            <m:ctrlPr>
+              <w:rPr>
+                <w:rFonts w:ascii="Cambria Math" w:eastAsiaTheme="minorEastAsia" w:hAnsi="Cambria Math"/>
+                <w:i/>
+              </w:rPr>
+            </m:ctrlPr>
+          </m:sSubPr>
+          <m:e>
+            <m:r>
+              <w:rPr>
+                <w:rFonts w:ascii="Cambria Math" w:eastAsiaTheme="minorEastAsia" w:hAnsi="Cambria Math"/>
+              </w:rPr>
+              <m:t>β</m:t>
+            </m:r>
+          </m:e>
+          <m:sub>
+            <m:r>
+              <m:rPr>
+                <m:scr m:val="script"/>
+              </m:rPr>
+              <w:rPr>
+                <w:rFonts w:ascii="Cambria Math" w:eastAsiaTheme="minorEastAsia" w:hAnsi="Cambria Math"/>
+              </w:rPr>
+              <m:t>l</m:t>
+            </m:r>
+          </m:sub>
+        </m:sSub>
+        <m:sSub>
+          <m:sSubPr>
+            <m:ctrlPr>
+              <w:rPr>
+                <w:rFonts w:ascii="Cambria Math" w:eastAsiaTheme="minorEastAsia" w:hAnsi="Cambria Math"/>
+                <w:i/>
+              </w:rPr>
+            </m:ctrlPr>
+          </m:sSubPr>
+          <m:e>
+            <m:r>
+              <m:rPr>
+                <m:sty m:val="p"/>
+              </m:rPr>
+              <w:rPr>
+                <w:rFonts w:ascii="Cambria Math" w:eastAsiaTheme="minorEastAsia" w:hAnsi="Cambria Math"/>
+              </w:rPr>
+              <m:t>∙</m:t>
+            </m:r>
+            <m:r>
+              <m:rPr>
+                <m:sty m:val="p"/>
+              </m:rPr>
+              <w:rPr>
+                <w:rFonts w:ascii="Cambria Math" w:eastAsiaTheme="minorEastAsia" w:hAnsi="Cambria Math"/>
+              </w:rPr>
+              <m:t>∇</m:t>
+            </m:r>
+          </m:e>
+          <m:sub>
+            <m:r>
+              <w:rPr>
+                <w:rFonts w:ascii="Cambria Math" w:eastAsiaTheme="minorEastAsia" w:hAnsi="Cambria Math"/>
+              </w:rPr>
+              <m:t>h</m:t>
+            </m:r>
+          </m:sub>
+        </m:sSub>
+        <m:sSub>
+          <m:sSubPr>
+            <m:ctrlPr>
+              <w:rPr>
+                <w:rFonts w:ascii="Cambria Math" w:eastAsiaTheme="minorEastAsia" w:hAnsi="Cambria Math"/>
+                <w:i/>
+              </w:rPr>
+            </m:ctrlPr>
+          </m:sSubPr>
+          <m:e>
+            <m:r>
+              <w:rPr>
+                <w:rFonts w:ascii="Cambria Math" w:eastAsiaTheme="minorEastAsia" w:hAnsi="Cambria Math"/>
+              </w:rPr>
+              <m:t>V</m:t>
+            </m:r>
+          </m:e>
+          <m:sub>
+            <m:r>
+              <w:rPr>
+                <w:rFonts w:ascii="Cambria Math" w:eastAsiaTheme="minorEastAsia" w:hAnsi="Cambria Math"/>
+              </w:rPr>
+              <m:t>ψ</m:t>
+            </m:r>
+          </m:sub>
+        </m:sSub>
+        <m:d>
+          <m:dPr>
+            <m:ctrlPr>
+              <w:rPr>
+                <w:rFonts w:ascii="Cambria Math" w:eastAsiaTheme="minorEastAsia" w:hAnsi="Cambria Math"/>
+                <w:i/>
+              </w:rPr>
+            </m:ctrlPr>
+          </m:dPr>
+          <m:e>
+            <m:sSub>
+              <m:sSubPr>
+                <m:ctrlPr>
+                  <w:rPr>
+                    <w:rFonts w:ascii="Cambria Math" w:eastAsiaTheme="minorEastAsia" w:hAnsi="Cambria Math"/>
+                    <w:i/>
+                  </w:rPr>
+                </m:ctrlPr>
+              </m:sSubPr>
+              <m:e>
+                <m:r>
+                  <w:rPr>
+                    <w:rFonts w:ascii="Cambria Math" w:eastAsiaTheme="minorEastAsia" w:hAnsi="Cambria Math"/>
+                  </w:rPr>
+                  <m:t>x</m:t>
+                </m:r>
+              </m:e>
+              <m:sub>
+                <m:r>
+                  <m:rPr>
+                    <m:scr m:val="script"/>
+                  </m:rPr>
+                  <w:rPr>
+                    <w:rFonts w:ascii="Cambria Math" w:eastAsiaTheme="minorEastAsia" w:hAnsi="Cambria Math"/>
+                  </w:rPr>
+                  <m:t>l</m:t>
+                </m:r>
+              </m:sub>
+            </m:sSub>
+          </m:e>
+        </m:d>
+      </m:oMath>
+      <w:r>
+        <w:rPr>
+          <w:rFonts w:eastAsiaTheme="minorEastAsia"/>
+        </w:rPr>
+        <w:t xml:space="preserve"> </w:t>
+      </w:r>
+    </w:p>
+    <w:p>
+      <w:pPr>
+        <w:rPr>
+          <w:rFonts w:eastAsiaTheme="minorEastAsia"/>
+        </w:rPr>
+      </w:pPr>
+    </w:p>
+    <w:p>
+      <w:pPr>
+        <w:rPr>
+          <w:rFonts w:eastAsiaTheme="minorEastAsia"/>
+        </w:rPr>
+      </w:pPr>
+      <w:r>
+        <w:rPr>
+          <w:rFonts w:eastAsiaTheme="minorEastAsia"/>
+        </w:rPr>
+        <w:t>where</w:t>
+      </w:r>
+    </w:p>
+    <w:p>
+      <w:pPr>
+        <w:rPr>
+          <w:rFonts w:eastAsiaTheme="minorEastAsia"/>
+        </w:rPr>
+      </w:pPr>
     </w:p>
     <w:p>
       <w:pPr>

--- a/docs/A_bit_of_Statistics.docx
+++ b/docs/A_bit_of_Statistics.docx
@@ -1304,6 +1304,50 @@
           <w:rFonts w:eastAsiaTheme="minorEastAsia"/>
         </w:rPr>
         <w:t>where</w:t>
+      </w:r>
+    </w:p>
+    <w:p>
+      <w:pPr>
+        <w:rPr>
+          <w:rFonts w:eastAsiaTheme="minorEastAsia"/>
+        </w:rPr>
+      </w:pPr>
+      <m:oMath>
+        <m:sSub>
+          <m:sSubPr>
+            <m:ctrlPr>
+              <w:rPr>
+                <w:rFonts w:ascii="Cambria Math" w:eastAsiaTheme="minorEastAsia" w:hAnsi="Cambria Math"/>
+                <w:i/>
+              </w:rPr>
+            </m:ctrlPr>
+          </m:sSubPr>
+          <m:e>
+            <m:r>
+              <w:rPr>
+                <w:rFonts w:ascii="Cambria Math" w:eastAsiaTheme="minorEastAsia" w:hAnsi="Cambria Math"/>
+              </w:rPr>
+              <m:t>α</m:t>
+            </m:r>
+          </m:e>
+          <m:sub>
+            <m:r>
+              <m:rPr>
+                <m:scr m:val="script"/>
+              </m:rPr>
+              <w:rPr>
+                <w:rFonts w:ascii="Cambria Math" w:eastAsiaTheme="minorEastAsia" w:hAnsi="Cambria Math"/>
+              </w:rPr>
+              <m:t>l</m:t>
+            </m:r>
+          </m:sub>
+        </m:sSub>
+      </m:oMath>
+      <w:r>
+        <w:rPr>
+          <w:rFonts w:eastAsiaTheme="minorEastAsia"/>
+        </w:rPr>
+        <w:t xml:space="preserve"> is a per-layer scalar , absorbing the integration step size</w:t>
       </w:r>
     </w:p>
     <w:p>
